--- a/docs/Future_Upgrades_and_Roadmap.docx
+++ b/docs/Future_Upgrades_and_Roadmap.docx
@@ -4,78 +4,73 @@
   <w:body>
     <w:p>
       <w:pPr>
-        <w:pStyle w:val="Heading1"/>
-        <w:spacing w:before="240" w:after="120"/>
+        <w:spacing w:before="280" w:after="120"/>
       </w:pPr>
       <w:r>
         <w:rPr>
-          <w:rFonts w:ascii="Georgia" w:hAnsi="Georgia"/>
+          <w:rFonts w:ascii="Playfair Display" w:hAnsi="Playfair Display"/>
           <w:b/>
           <w:color w:val="721F3A"/>
-          <w:sz w:val="36"/>
+          <w:sz w:val="44"/>
         </w:rPr>
         <w:t>MagulaPlan (Magula.lk) — Future Upgrades &amp; Product Evolution Roadmap</w:t>
       </w:r>
     </w:p>
     <w:p>
       <w:pPr>
-        <w:pStyle w:val="Heading2"/>
-        <w:spacing w:before="200" w:after="80"/>
+        <w:spacing w:before="240" w:after="80"/>
       </w:pPr>
       <w:r>
         <w:rPr>
-          <w:rFonts w:ascii="Georgia" w:hAnsi="Georgia"/>
+          <w:rFonts w:ascii="Playfair Display" w:hAnsi="Playfair Display"/>
           <w:b/>
           <w:color w:val="721F3A"/>
-          <w:sz w:val="28"/>
+          <w:sz w:val="30"/>
         </w:rPr>
         <w:t>1. Product Vision &amp; Long-Term Roadmap</w:t>
       </w:r>
     </w:p>
     <w:p>
       <w:pPr>
-        <w:spacing w:before="40" w:after="80"/>
+        <w:spacing w:after="80"/>
       </w:pPr>
       <w:r>
         <w:rPr>
-          <w:rFonts w:ascii="Calibri" w:hAnsi="Calibri"/>
+          <w:rFonts w:ascii="Segoe UI" w:hAnsi="Segoe UI"/>
           <w:color w:val="222222"/>
-          <w:sz w:val="20"/>
+          <w:sz w:val="19"/>
         </w:rPr>
         <w:t>MagulaPlan is positioned to become Sri Lanka’s premier digital wedding marketplace and planning ecosystem. The following phased development roadmap details the technical and business features scheduled for post-academic implementation.</w:t>
       </w:r>
     </w:p>
     <w:p>
       <w:pPr>
-        <w:spacing w:before="40" w:after="80"/>
+        <w:spacing w:before="120" w:after="120"/>
       </w:pPr>
       <w:r>
         <w:rPr>
-          <w:rFonts w:ascii="Calibri" w:hAnsi="Calibri"/>
-          <w:color w:val="222222"/>
-          <w:sz w:val="20"/>
+          <w:color w:val="EEDDE0"/>
         </w:rPr>
-        <w:t>---</w:t>
+        <w:t>__________________________________________________________________________</w:t>
       </w:r>
     </w:p>
     <w:p>
       <w:pPr>
-        <w:pStyle w:val="Heading2"/>
-        <w:spacing w:before="200" w:after="80"/>
+        <w:spacing w:before="240" w:after="80"/>
       </w:pPr>
       <w:r>
         <w:rPr>
-          <w:rFonts w:ascii="Georgia" w:hAnsi="Georgia"/>
+          <w:rFonts w:ascii="Playfair Display" w:hAnsi="Playfair Display"/>
           <w:b/>
           <w:color w:val="721F3A"/>
-          <w:sz w:val="28"/>
+          <w:sz w:val="30"/>
         </w:rPr>
         <w:t>2. Strategic 3-Phase Evolution Roadmap</w:t>
       </w:r>
     </w:p>
     <w:p>
       <w:pPr>
-        <w:spacing w:before="80" w:after="120"/>
+        <w:spacing w:before="80" w:after="80"/>
         <w:ind w:left="288"/>
       </w:pPr>
       <w:r>
@@ -97,42 +92,38 @@
     </w:p>
     <w:p>
       <w:pPr>
-        <w:spacing w:before="40" w:after="80"/>
+        <w:spacing w:before="120" w:after="120"/>
       </w:pPr>
       <w:r>
         <w:rPr>
-          <w:rFonts w:ascii="Calibri" w:hAnsi="Calibri"/>
-          <w:color w:val="222222"/>
-          <w:sz w:val="20"/>
+          <w:color w:val="EEDDE0"/>
         </w:rPr>
-        <w:t>---</w:t>
+        <w:t>__________________________________________________________________________</w:t>
       </w:r>
     </w:p>
     <w:p>
       <w:pPr>
-        <w:pStyle w:val="Heading2"/>
-        <w:spacing w:before="200" w:after="80"/>
+        <w:spacing w:before="240" w:after="80"/>
       </w:pPr>
       <w:r>
         <w:rPr>
-          <w:rFonts w:ascii="Georgia" w:hAnsi="Georgia"/>
+          <w:rFonts w:ascii="Playfair Display" w:hAnsi="Playfair Display"/>
           <w:b/>
           <w:color w:val="721F3A"/>
-          <w:sz w:val="28"/>
+          <w:sz w:val="30"/>
         </w:rPr>
         <w:t>3. Detailed Feature Specifications for Future Upgrades</w:t>
       </w:r>
     </w:p>
     <w:p>
       <w:pPr>
-        <w:pStyle w:val="Heading3"/>
         <w:spacing w:before="160" w:after="60"/>
       </w:pPr>
       <w:r>
         <w:rPr>
-          <w:rFonts w:ascii="Georgia" w:hAnsi="Georgia"/>
+          <w:rFonts w:ascii="Segoe UI" w:hAnsi="Segoe UI"/>
           <w:b/>
-          <w:color w:val="444444"/>
+          <w:color w:val="222222"/>
           <w:sz w:val="24"/>
         </w:rPr>
         <w:t>Phase 1: Commercialization &amp; Payment Gateway Integration (Q4 2026)</w:t>
@@ -140,224 +131,391 @@
     </w:p>
     <w:p>
       <w:pPr>
-        <w:pStyle w:val="ListNumber"/>
-        <w:spacing w:before="20" w:after="40"/>
+        <w:spacing w:after="80"/>
       </w:pPr>
       <w:r>
         <w:rPr>
-          <w:rFonts w:ascii="Calibri" w:hAnsi="Calibri"/>
-          <w:sz w:val="20"/>
+          <w:rFonts w:ascii="Segoe UI" w:hAnsi="Segoe UI"/>
+          <w:color w:val="222222"/>
+          <w:sz w:val="19"/>
         </w:rPr>
-        <w:t>1. PayHere / Stripe Online Payment Gateway:</w:t>
+        <w:t xml:space="preserve">*Current Release Status:* The commercial tier selection (Free / Pro / Featured), tier-based verified/gold badge provisioning, and interactive simulated payment sandbox have been </w:t>
+      </w:r>
+      <w:r>
+        <w:rPr>
+          <w:rFonts w:ascii="Segoe UI" w:hAnsi="Segoe UI"/>
+          <w:b/>
+          <w:color w:val="222222"/>
+          <w:sz w:val="19"/>
+        </w:rPr>
+        <w:t>accelerated and fully implemented in the current release</w:t>
+      </w:r>
+      <w:r>
+        <w:rPr>
+          <w:rFonts w:ascii="Segoe UI" w:hAnsi="Segoe UI"/>
+          <w:color w:val="222222"/>
+          <w:sz w:val="19"/>
+        </w:rPr>
+        <w:t xml:space="preserve"> to prove the business model. Post-academic enterprise upgrades include:</w:t>
       </w:r>
     </w:p>
     <w:p>
       <w:pPr>
-        <w:spacing w:before="40" w:after="80"/>
+        <w:spacing w:after="80"/>
       </w:pPr>
       <w:r>
         <w:rPr>
-          <w:rFonts w:ascii="Calibri" w:hAnsi="Calibri"/>
+          <w:rFonts w:ascii="Segoe UI" w:hAnsi="Segoe UI"/>
           <w:color w:val="222222"/>
-          <w:sz w:val="20"/>
+          <w:sz w:val="19"/>
         </w:rPr>
-        <w:t>- Enable direct advance payments and deposits for booked vendors using Visa, MasterCard, and LankaQR.</w:t>
+        <w:t xml:space="preserve">1. </w:t>
+      </w:r>
+      <w:r>
+        <w:rPr>
+          <w:rFonts w:ascii="Segoe UI" w:hAnsi="Segoe UI"/>
+          <w:b/>
+          <w:color w:val="222222"/>
+          <w:sz w:val="19"/>
+        </w:rPr>
+        <w:t>Live PayHere / Stripe Online Payment Gateway:</w:t>
+      </w:r>
+      <w:r>
+        <w:rPr>
+          <w:rFonts w:ascii="Segoe UI" w:hAnsi="Segoe UI"/>
+          <w:color w:val="222222"/>
+          <w:sz w:val="19"/>
+        </w:rPr>
       </w:r>
     </w:p>
     <w:p>
       <w:pPr>
-        <w:spacing w:before="40" w:after="80"/>
+        <w:spacing w:after="80"/>
       </w:pPr>
       <w:r>
         <w:rPr>
-          <w:rFonts w:ascii="Calibri" w:hAnsi="Calibri"/>
+          <w:rFonts w:ascii="Segoe UI" w:hAnsi="Segoe UI"/>
           <w:color w:val="222222"/>
-          <w:sz w:val="20"/>
+          <w:sz w:val="19"/>
         </w:rPr>
-        <w:t>- Implement automated escrow holds released to vendors upon service delivery verification.</w:t>
+        <w:t>- Production merchant account integration enabling live advance payments and deposits using Visa, MasterCard, and LankaQR.</w:t>
       </w:r>
     </w:p>
     <w:p>
       <w:pPr>
-        <w:pStyle w:val="ListNumber"/>
-        <w:spacing w:before="20" w:after="40"/>
+        <w:spacing w:after="80"/>
       </w:pPr>
       <w:r>
         <w:rPr>
-          <w:rFonts w:ascii="Calibri" w:hAnsi="Calibri"/>
-          <w:sz w:val="20"/>
+          <w:rFonts w:ascii="Segoe UI" w:hAnsi="Segoe UI"/>
+          <w:color w:val="222222"/>
+          <w:sz w:val="19"/>
         </w:rPr>
-        <w:t>2. Automated Digital Invoicing &amp; Tax Receipts:</w:t>
+        <w:t>- Automated escrow holds released to vendors upon service delivery verification.</w:t>
       </w:r>
     </w:p>
     <w:p>
       <w:pPr>
-        <w:spacing w:before="40" w:after="80"/>
+        <w:spacing w:after="80"/>
       </w:pPr>
       <w:r>
         <w:rPr>
-          <w:rFonts w:ascii="Calibri" w:hAnsi="Calibri"/>
+          <w:rFonts w:ascii="Segoe UI" w:hAnsi="Segoe UI"/>
           <w:color w:val="222222"/>
-          <w:sz w:val="20"/>
+          <w:sz w:val="19"/>
         </w:rPr>
-        <w:t>- PDF generation of booking invoices, receipts, and payment schedules for couples and vendors.</w:t>
+        <w:t xml:space="preserve">2. </w:t>
+      </w:r>
+      <w:r>
+        <w:rPr>
+          <w:rFonts w:ascii="Segoe UI" w:hAnsi="Segoe UI"/>
+          <w:b/>
+          <w:color w:val="222222"/>
+          <w:sz w:val="19"/>
+        </w:rPr>
+        <w:t>Automated Digital Invoicing &amp; Tax Receipts:</w:t>
+      </w:r>
+      <w:r>
+        <w:rPr>
+          <w:rFonts w:ascii="Segoe UI" w:hAnsi="Segoe UI"/>
+          <w:color w:val="222222"/>
+          <w:sz w:val="19"/>
+        </w:rPr>
       </w:r>
     </w:p>
     <w:p>
       <w:pPr>
-        <w:pStyle w:val="ListNumber"/>
-        <w:spacing w:before="20" w:after="40"/>
+        <w:spacing w:after="80"/>
       </w:pPr>
       <w:r>
         <w:rPr>
-          <w:rFonts w:ascii="Calibri" w:hAnsi="Calibri"/>
-          <w:sz w:val="20"/>
+          <w:rFonts w:ascii="Segoe UI" w:hAnsi="Segoe UI"/>
+          <w:color w:val="222222"/>
+          <w:sz w:val="19"/>
         </w:rPr>
-        <w:t>3. SMS &amp; Email Notification Service (Twilio / SendGrid):</w:t>
+        <w:t>- Automated PDF generation of booking invoices, receipts, and payment schedules for couples and vendors.</w:t>
       </w:r>
     </w:p>
     <w:p>
       <w:pPr>
-        <w:spacing w:before="40" w:after="80"/>
+        <w:spacing w:after="80"/>
       </w:pPr>
       <w:r>
         <w:rPr>
-          <w:rFonts w:ascii="Calibri" w:hAnsi="Calibri"/>
+          <w:rFonts w:ascii="Segoe UI" w:hAnsi="Segoe UI"/>
           <w:color w:val="222222"/>
-          <w:sz w:val="20"/>
+          <w:sz w:val="19"/>
+        </w:rPr>
+        <w:t xml:space="preserve">3. </w:t>
+      </w:r>
+      <w:r>
+        <w:rPr>
+          <w:rFonts w:ascii="Segoe UI" w:hAnsi="Segoe UI"/>
+          <w:b/>
+          <w:color w:val="222222"/>
+          <w:sz w:val="19"/>
+        </w:rPr>
+        <w:t>SMS &amp; Email Notification Service (Twilio / SendGrid):</w:t>
+      </w:r>
+      <w:r>
+        <w:rPr>
+          <w:rFonts w:ascii="Segoe UI" w:hAnsi="Segoe UI"/>
+          <w:color w:val="222222"/>
+          <w:sz w:val="19"/>
+        </w:rPr>
+      </w:r>
+    </w:p>
+    <w:p>
+      <w:pPr>
+        <w:spacing w:after="80"/>
+      </w:pPr>
+      <w:r>
+        <w:rPr>
+          <w:rFonts w:ascii="Segoe UI" w:hAnsi="Segoe UI"/>
+          <w:color w:val="222222"/>
+          <w:sz w:val="19"/>
         </w:rPr>
         <w:t>- Automated RSVP change alerts, vendor booking updates, and payment milestone reminders.</w:t>
       </w:r>
     </w:p>
     <w:p>
       <w:pPr>
-        <w:spacing w:before="40" w:after="80"/>
+        <w:spacing w:before="120" w:after="120"/>
       </w:pPr>
       <w:r>
         <w:rPr>
-          <w:rFonts w:ascii="Calibri" w:hAnsi="Calibri"/>
-          <w:color w:val="222222"/>
-          <w:sz w:val="20"/>
+          <w:color w:val="EEDDE0"/>
         </w:rPr>
-        <w:t>---</w:t>
+        <w:t>__________________________________________________________________________</w:t>
       </w:r>
     </w:p>
     <w:p>
       <w:pPr>
-        <w:pStyle w:val="Heading3"/>
         <w:spacing w:before="160" w:after="60"/>
       </w:pPr>
       <w:r>
         <w:rPr>
-          <w:rFonts w:ascii="Georgia" w:hAnsi="Georgia"/>
+          <w:rFonts w:ascii="Segoe UI" w:hAnsi="Segoe UI"/>
           <w:b/>
-          <w:color w:val="444444"/>
+          <w:color w:val="222222"/>
           <w:sz w:val="24"/>
         </w:rPr>
-        <w:t>Phase 2: Vendor Self-Service &amp; Commerce Management Portal (Q1 2027)</w:t>
+        <w:t>Phase 2: Advanced Vendor Self-Service &amp; Commerce Management (Q1 2027)</w:t>
       </w:r>
     </w:p>
     <w:p>
       <w:pPr>
-        <w:pStyle w:val="ListNumber"/>
-        <w:spacing w:before="20" w:after="40"/>
+        <w:spacing w:after="80"/>
       </w:pPr>
       <w:r>
         <w:rPr>
-          <w:rFonts w:ascii="Calibri" w:hAnsi="Calibri"/>
-          <w:sz w:val="20"/>
+          <w:rFonts w:ascii="Segoe UI" w:hAnsi="Segoe UI"/>
+          <w:color w:val="222222"/>
+          <w:sz w:val="19"/>
         </w:rPr>
-        <w:t>1. Dedicated Vendor Admin Dashboard:</w:t>
+        <w:t xml:space="preserve">*Current Release Status:* The core </w:t>
+      </w:r>
+      <w:r>
+        <w:rPr>
+          <w:rFonts w:ascii="Segoe UI" w:hAnsi="Segoe UI"/>
+          <w:b/>
+          <w:color w:val="222222"/>
+          <w:sz w:val="19"/>
+        </w:rPr>
+        <w:t>Dedicated Vendor Dashboard</w:t>
+      </w:r>
+      <w:r>
+        <w:rPr>
+          <w:rFonts w:ascii="Segoe UI" w:hAnsi="Segoe UI"/>
+          <w:color w:val="222222"/>
+          <w:sz w:val="19"/>
+        </w:rPr>
+        <w:t xml:space="preserve"> (`/vendor/dashboard`), customer booking inquiries pipeline with one-click WhatsApp routing, and profile editor have been </w:t>
+      </w:r>
+      <w:r>
+        <w:rPr>
+          <w:rFonts w:ascii="Segoe UI" w:hAnsi="Segoe UI"/>
+          <w:b/>
+          <w:color w:val="222222"/>
+          <w:sz w:val="19"/>
+        </w:rPr>
+        <w:t>accelerated and fully implemented in the current release</w:t>
+      </w:r>
+      <w:r>
+        <w:rPr>
+          <w:rFonts w:ascii="Segoe UI" w:hAnsi="Segoe UI"/>
+          <w:color w:val="222222"/>
+          <w:sz w:val="19"/>
+        </w:rPr>
+        <w:t>. Post-academic enterprise upgrades include:</w:t>
       </w:r>
     </w:p>
     <w:p>
       <w:pPr>
-        <w:spacing w:before="40" w:after="80"/>
+        <w:spacing w:after="80"/>
       </w:pPr>
       <w:r>
         <w:rPr>
-          <w:rFonts w:ascii="Calibri" w:hAnsi="Calibri"/>
+          <w:rFonts w:ascii="Segoe UI" w:hAnsi="Segoe UI"/>
           <w:color w:val="222222"/>
-          <w:sz w:val="20"/>
+          <w:sz w:val="19"/>
         </w:rPr>
-        <w:t>- Allow registered vendors to log in, customize service packages, update pricing tiers, and upload portfolio photo galleries.</w:t>
+        <w:t xml:space="preserve">1. </w:t>
+      </w:r>
+      <w:r>
+        <w:rPr>
+          <w:rFonts w:ascii="Segoe UI" w:hAnsi="Segoe UI"/>
+          <w:b/>
+          <w:color w:val="222222"/>
+          <w:sz w:val="19"/>
+        </w:rPr>
+        <w:t>Live Vendor Availability Calendar:</w:t>
+      </w:r>
+      <w:r>
+        <w:rPr>
+          <w:rFonts w:ascii="Segoe UI" w:hAnsi="Segoe UI"/>
+          <w:color w:val="222222"/>
+          <w:sz w:val="19"/>
+        </w:rPr>
       </w:r>
     </w:p>
     <w:p>
       <w:pPr>
-        <w:pStyle w:val="ListNumber"/>
-        <w:spacing w:before="20" w:after="40"/>
+        <w:spacing w:after="80"/>
       </w:pPr>
       <w:r>
         <w:rPr>
-          <w:rFonts w:ascii="Calibri" w:hAnsi="Calibri"/>
-          <w:sz w:val="20"/>
-        </w:rPr>
-        <w:t>2. Live Vendor Availability Calendar:</w:t>
-      </w:r>
-    </w:p>
-    <w:p>
-      <w:pPr>
-        <w:spacing w:before="40" w:after="80"/>
-      </w:pPr>
-      <w:r>
-        <w:rPr>
-          <w:rFonts w:ascii="Calibri" w:hAnsi="Calibri"/>
+          <w:rFonts w:ascii="Segoe UI" w:hAnsi="Segoe UI"/>
           <w:color w:val="222222"/>
-          <w:sz w:val="20"/>
+          <w:sz w:val="19"/>
         </w:rPr>
         <w:t>- Interactive calendar booking sync preventing double-booking on popular Sri Lankan auspicious wedding dates (Nekath days).</w:t>
       </w:r>
     </w:p>
     <w:p>
       <w:pPr>
-        <w:pStyle w:val="ListNumber"/>
-        <w:spacing w:before="20" w:after="40"/>
+        <w:spacing w:after="80"/>
       </w:pPr>
       <w:r>
         <w:rPr>
-          <w:rFonts w:ascii="Calibri" w:hAnsi="Calibri"/>
-          <w:sz w:val="20"/>
+          <w:rFonts w:ascii="Segoe UI" w:hAnsi="Segoe UI"/>
+          <w:color w:val="222222"/>
+          <w:sz w:val="19"/>
         </w:rPr>
-        <w:t>3. In-App Direct Messaging System:</w:t>
+        <w:t xml:space="preserve">2. </w:t>
+      </w:r>
+      <w:r>
+        <w:rPr>
+          <w:rFonts w:ascii="Segoe UI" w:hAnsi="Segoe UI"/>
+          <w:b/>
+          <w:color w:val="222222"/>
+          <w:sz w:val="19"/>
+        </w:rPr>
+        <w:t>In-App Direct Messaging System:</w:t>
+      </w:r>
+      <w:r>
+        <w:rPr>
+          <w:rFonts w:ascii="Segoe UI" w:hAnsi="Segoe UI"/>
+          <w:color w:val="222222"/>
+          <w:sz w:val="19"/>
+        </w:rPr>
       </w:r>
     </w:p>
     <w:p>
       <w:pPr>
-        <w:spacing w:before="40" w:after="80"/>
+        <w:spacing w:after="80"/>
       </w:pPr>
       <w:r>
         <w:rPr>
-          <w:rFonts w:ascii="Calibri" w:hAnsi="Calibri"/>
+          <w:rFonts w:ascii="Segoe UI" w:hAnsi="Segoe UI"/>
           <w:color w:val="222222"/>
-          <w:sz w:val="20"/>
+          <w:sz w:val="19"/>
         </w:rPr>
         <w:t>- Real-time chat powered by Spring WebSockets / STOMP allowing couples to message vendors directly with attached reference photos.</w:t>
       </w:r>
     </w:p>
     <w:p>
       <w:pPr>
-        <w:spacing w:before="40" w:after="80"/>
+        <w:spacing w:after="80"/>
       </w:pPr>
       <w:r>
         <w:rPr>
-          <w:rFonts w:ascii="Calibri" w:hAnsi="Calibri"/>
+          <w:rFonts w:ascii="Segoe UI" w:hAnsi="Segoe UI"/>
           <w:color w:val="222222"/>
-          <w:sz w:val="20"/>
+          <w:sz w:val="19"/>
         </w:rPr>
-        <w:t>---</w:t>
+        <w:t xml:space="preserve">3. </w:t>
+      </w:r>
+      <w:r>
+        <w:rPr>
+          <w:rFonts w:ascii="Segoe UI" w:hAnsi="Segoe UI"/>
+          <w:b/>
+          <w:color w:val="222222"/>
+          <w:sz w:val="19"/>
+        </w:rPr>
+        <w:t>Multi-Service Package Builder:</w:t>
+      </w:r>
+      <w:r>
+        <w:rPr>
+          <w:rFonts w:ascii="Segoe UI" w:hAnsi="Segoe UI"/>
+          <w:color w:val="222222"/>
+          <w:sz w:val="19"/>
+        </w:rPr>
       </w:r>
     </w:p>
     <w:p>
       <w:pPr>
-        <w:pStyle w:val="Heading3"/>
+        <w:spacing w:after="80"/>
+      </w:pPr>
+      <w:r>
+        <w:rPr>
+          <w:rFonts w:ascii="Segoe UI" w:hAnsi="Segoe UI"/>
+          <w:color w:val="222222"/>
+          <w:sz w:val="19"/>
+        </w:rPr>
+        <w:t>- Ability for vendors to create multi-tier sub-packages (e.g. Bronze, Silver, Gold photography packages) with customizable deliverables.</w:t>
+      </w:r>
+    </w:p>
+    <w:p>
+      <w:pPr>
+        <w:spacing w:before="120" w:after="120"/>
+      </w:pPr>
+      <w:r>
+        <w:rPr>
+          <w:color w:val="EEDDE0"/>
+        </w:rPr>
+        <w:t>__________________________________________________________________________</w:t>
+      </w:r>
+    </w:p>
+    <w:p>
+      <w:pPr>
         <w:spacing w:before="160" w:after="60"/>
       </w:pPr>
       <w:r>
         <w:rPr>
-          <w:rFonts w:ascii="Georgia" w:hAnsi="Georgia"/>
+          <w:rFonts w:ascii="Segoe UI" w:hAnsi="Segoe UI"/>
           <w:b/>
-          <w:color w:val="444444"/>
+          <w:color w:val="222222"/>
           <w:sz w:val="24"/>
         </w:rPr>
         <w:t>Phase 3: AI Planning Assistance &amp; Advanced Logistics (Q2 2027)</w:t>
@@ -365,85 +523,133 @@
     </w:p>
     <w:p>
       <w:pPr>
-        <w:pStyle w:val="ListNumber"/>
-        <w:spacing w:before="20" w:after="40"/>
+        <w:spacing w:after="80"/>
       </w:pPr>
       <w:r>
         <w:rPr>
-          <w:rFonts w:ascii="Calibri" w:hAnsi="Calibri"/>
-          <w:sz w:val="20"/>
+          <w:rFonts w:ascii="Segoe UI" w:hAnsi="Segoe UI"/>
+          <w:color w:val="222222"/>
+          <w:sz w:val="19"/>
         </w:rPr>
-        <w:t>1. AI Astrological Nekath &amp; Itinerary Generator:</w:t>
+        <w:t xml:space="preserve">1. </w:t>
+      </w:r>
+      <w:r>
+        <w:rPr>
+          <w:rFonts w:ascii="Segoe UI" w:hAnsi="Segoe UI"/>
+          <w:b/>
+          <w:color w:val="222222"/>
+          <w:sz w:val="19"/>
+        </w:rPr>
+        <w:t>AI Astrological Nekath &amp; Itinerary Generator:</w:t>
+      </w:r>
+      <w:r>
+        <w:rPr>
+          <w:rFonts w:ascii="Segoe UI" w:hAnsi="Segoe UI"/>
+          <w:color w:val="222222"/>
+          <w:sz w:val="19"/>
+        </w:rPr>
       </w:r>
     </w:p>
     <w:p>
       <w:pPr>
-        <w:spacing w:before="40" w:after="80"/>
+        <w:spacing w:after="80"/>
       </w:pPr>
       <w:r>
         <w:rPr>
-          <w:rFonts w:ascii="Calibri" w:hAnsi="Calibri"/>
+          <w:rFonts w:ascii="Segoe UI" w:hAnsi="Segoe UI"/>
           <w:color w:val="222222"/>
-          <w:sz w:val="20"/>
+          <w:sz w:val="19"/>
         </w:rPr>
         <w:t>- Generative AI tool that calculates personalized ceremony run-of-show timelines based on couple astrologer auspicious Nekath times.</w:t>
       </w:r>
     </w:p>
     <w:p>
       <w:pPr>
-        <w:pStyle w:val="ListNumber"/>
-        <w:spacing w:before="20" w:after="40"/>
+        <w:spacing w:after="80"/>
       </w:pPr>
       <w:r>
         <w:rPr>
-          <w:rFonts w:ascii="Calibri" w:hAnsi="Calibri"/>
-          <w:sz w:val="20"/>
+          <w:rFonts w:ascii="Segoe UI" w:hAnsi="Segoe UI"/>
+          <w:color w:val="222222"/>
+          <w:sz w:val="19"/>
         </w:rPr>
-        <w:t>2. Interactive 2D Banquet Seating Chart:</w:t>
+        <w:t xml:space="preserve">2. </w:t>
+      </w:r>
+      <w:r>
+        <w:rPr>
+          <w:rFonts w:ascii="Segoe UI" w:hAnsi="Segoe UI"/>
+          <w:b/>
+          <w:color w:val="222222"/>
+          <w:sz w:val="19"/>
+        </w:rPr>
+        <w:t>Interactive 2D Banquet Seating Chart:</w:t>
+      </w:r>
+      <w:r>
+        <w:rPr>
+          <w:rFonts w:ascii="Segoe UI" w:hAnsi="Segoe UI"/>
+          <w:color w:val="222222"/>
+          <w:sz w:val="19"/>
+        </w:rPr>
       </w:r>
     </w:p>
     <w:p>
       <w:pPr>
-        <w:spacing w:before="40" w:after="80"/>
+        <w:spacing w:after="80"/>
       </w:pPr>
       <w:r>
         <w:rPr>
-          <w:rFonts w:ascii="Calibri" w:hAnsi="Calibri"/>
+          <w:rFonts w:ascii="Segoe UI" w:hAnsi="Segoe UI"/>
           <w:color w:val="222222"/>
-          <w:sz w:val="20"/>
+          <w:sz w:val="19"/>
         </w:rPr>
         <w:t>- Visual drag-and-drop table layout editor mapped directly to confirmed RSVP guests, dietary requirements, and family sides.</w:t>
       </w:r>
     </w:p>
     <w:p>
       <w:pPr>
-        <w:pStyle w:val="ListNumber"/>
-        <w:spacing w:before="20" w:after="40"/>
+        <w:spacing w:after="80"/>
       </w:pPr>
       <w:r>
         <w:rPr>
-          <w:rFonts w:ascii="Calibri" w:hAnsi="Calibri"/>
-          <w:sz w:val="20"/>
+          <w:rFonts w:ascii="Segoe UI" w:hAnsi="Segoe UI"/>
+          <w:color w:val="222222"/>
+          <w:sz w:val="19"/>
         </w:rPr>
-        <w:t>3. Multi-Language Support (Sinhala, Tamil, English):</w:t>
+        <w:t xml:space="preserve">3. </w:t>
+      </w:r>
+      <w:r>
+        <w:rPr>
+          <w:rFonts w:ascii="Segoe UI" w:hAnsi="Segoe UI"/>
+          <w:b/>
+          <w:color w:val="222222"/>
+          <w:sz w:val="19"/>
+        </w:rPr>
+        <w:t>Multi-Language Support (Sinhala, Tamil, English):</w:t>
+      </w:r>
+      <w:r>
+        <w:rPr>
+          <w:rFonts w:ascii="Segoe UI" w:hAnsi="Segoe UI"/>
+          <w:color w:val="222222"/>
+          <w:sz w:val="19"/>
+        </w:rPr>
       </w:r>
     </w:p>
     <w:p>
       <w:pPr>
-        <w:spacing w:before="40" w:after="80"/>
+        <w:spacing w:after="80"/>
       </w:pPr>
       <w:r>
         <w:rPr>
-          <w:rFonts w:ascii="Calibri" w:hAnsi="Calibri"/>
+          <w:rFonts w:ascii="Segoe UI" w:hAnsi="Segoe UI"/>
           <w:color w:val="222222"/>
-          <w:sz w:val="20"/>
+          <w:sz w:val="19"/>
         </w:rPr>
         <w:t>- Complete localized platform internationalization (i18n) catering to all communities across Sri Lanka.</w:t>
       </w:r>
     </w:p>
     <w:sectPr>
       <w:pgSz w:w="12240" w:h="15840"/>
-      <w:pgMar w:top="1440" w:right="1440" w:bottom="1440" w:left="1440" w:header="720" w:footer="720" w:gutter="0"/>
+      <w:pgMar w:top="1152" w:right="1296" w:bottom="1152" w:left="1296" w:header="720" w:footer="720" w:gutter="0"/>
       <w:cols w:space="720"/>
       <w:docGrid w:linePitch="360"/>
     </w:sectPr>
